--- a/word_reports/LP_0257_위치_366_Nitty Gritty Dirt Band_An.docx
+++ b/word_reports/LP_0257_위치_366_Nitty Gritty Dirt Band_An.docx
@@ -4,7 +4,7 @@
   <w:body>
     <w:p>
       <w:pPr>
-        <w:spacing w:after="280"/>
+        <w:spacing w:after="80"/>
       </w:pPr>
       <w:r>
         <w:rPr w:rFonts="맑은 고딕">
@@ -13,94 +13,47 @@
           <w:color w:val="1E3A8A"/>
           <w:sz w:val="30"/>
         </w:rPr>
-        <w:t>[366] Nitty Gritty Dirt Band - An American Dream</w:t>
+        <w:t>Nitty Gritty Dirt Band (니티 그리티 더트 밴드) - An American Dream</w:t>
       </w:r>
     </w:p>
     <w:p>
       <w:pPr>
-        <w:spacing w:after="320"/>
+        <w:spacing w:after="240"/>
       </w:pPr>
       <w:r>
         <w:rPr w:rFonts="맑은 고딕">
           <w:rFonts w:ascii="맑은 고딕" w:hAnsi="맑은 고딕" w:eastAsia="맑은 고딕"/>
           <w:b/>
-          <w:sz w:val="20"/>
+          <w:color w:val="4B5563"/>
+          <w:sz w:val="22"/>
         </w:rPr>
-        <w:t>■ 위치 : 366</w:t>
-        <w:br/>
-      </w:r>
-      <w:r>
-        <w:rPr w:rFonts="맑은 고딕">
-          <w:rFonts w:ascii="맑은 고딕" w:hAnsi="맑은 고딕" w:eastAsia="맑은 고딕"/>
-          <w:b/>
-          <w:sz w:val="20"/>
-        </w:rPr>
-        <w:t>■ 아티스트 : Nitty Gritty Dirt Band</w:t>
-        <w:br/>
-      </w:r>
-      <w:r>
-        <w:rPr w:rFonts="맑은 고딕">
-          <w:rFonts w:ascii="맑은 고딕" w:hAnsi="맑은 고딕" w:eastAsia="맑은 고딕"/>
-          <w:b/>
-          <w:sz w:val="20"/>
-        </w:rPr>
-        <w:t>■ 앨범명 : An American Dream</w:t>
-        <w:br/>
-      </w:r>
-      <w:r>
-        <w:rPr w:rFonts="맑은 고딕">
-          <w:rFonts w:ascii="맑은 고딕" w:hAnsi="맑은 고딕" w:eastAsia="맑은 고딕"/>
-          <w:b w:val="0"/>
-          <w:sz w:val="20"/>
-        </w:rPr>
-        <w:t>■ 음반 레이블 : United Artists Records</w:t>
-        <w:br/>
-      </w:r>
-      <w:r>
-        <w:rPr w:rFonts="맑은 고딕">
-          <w:rFonts w:ascii="맑은 고딕" w:hAnsi="맑은 고딕" w:eastAsia="맑은 고딕"/>
-          <w:b w:val="0"/>
-          <w:sz w:val="20"/>
-        </w:rPr>
-        <w:t>■ 발매년도 : 1979</w:t>
-        <w:br/>
-      </w:r>
-      <w:r>
-        <w:rPr w:rFonts="맑은 고딕">
-          <w:rFonts w:ascii="맑은 고딕" w:hAnsi="맑은 고딕" w:eastAsia="맑은 고딕"/>
-          <w:b w:val="0"/>
-          <w:sz w:val="20"/>
-        </w:rPr>
-        <w:t>■ 장르 : 컨트리 록(Country Rock), 루트 록(Roots Rock), 팝 록(Pop Rock)</w:t>
-        <w:br/>
-      </w:r>
-      <w:r>
-        <w:rPr w:rFonts="맑은 고딕">
-          <w:rFonts w:ascii="맑은 고딕" w:hAnsi="맑은 고딕" w:eastAsia="맑은 고딕"/>
-          <w:b w:val="0"/>
-          <w:sz w:val="20"/>
-        </w:rPr>
-        <w:t>■ 주요 수록곡 : - An American Dream</w:t>
-        <w:br/>
+        <w:t>위치 :  366</w:t>
       </w:r>
     </w:p>
     <w:p>
       <w:pPr>
-        <w:spacing w:after="160"/>
+        <w:spacing w:line="324" w:lineRule="auto" w:before="80" w:after="160"/>
       </w:pPr>
       <w:r>
         <w:rPr w:rFonts="맑은 고딕">
           <w:rFonts w:ascii="맑은 고딕" w:hAnsi="맑은 고딕" w:eastAsia="맑은 고딕"/>
           <w:b/>
           <w:color w:val="1F2937"/>
-          <w:sz w:val="24"/>
+          <w:sz w:val="22"/>
         </w:rPr>
-        <w:t>■ 음반 해설 및 감상 가이드</w:t>
+        <w:t xml:space="preserve">[음반 소개] </w:t>
+      </w:r>
+      <w:r>
+        <w:rPr w:rFonts="맑은 고딕">
+          <w:rFonts w:ascii="맑은 고딕" w:hAnsi="맑은 고딕" w:eastAsia="맑은 고딕"/>
+          <w:b w:val="0"/>
+          <w:sz w:val="21"/>
+        </w:rPr>
       </w:r>
     </w:p>
     <w:p>
       <w:pPr>
-        <w:spacing w:line="312" w:lineRule="auto" w:after="120"/>
+        <w:spacing w:line="324" w:lineRule="auto" w:after="120"/>
       </w:pPr>
       <w:r>
         <w:rPr w:rFonts="맑은 고딕">
@@ -108,51 +61,608 @@
           <w:b w:val="0"/>
           <w:sz w:val="21"/>
         </w:rPr>
-        <w:t>1970년대 후반, 니티 그리티 더트 밴드(Nitty Gritty Dirt Band)는 팀명을 잠시 '더트 밴드(Dirt Band)'로 줄이고 음악적 변신을 시도했습니다. 1979년에 발매된 본 작 《An American Dream》은 이들이 다듬어온 전통 아메리칸 루트 뮤직의 뿌리 위에 당대의 세련된 팝 록 감각을 완벽하게 녹여낸 명반입니다. 전통적인 블루그래스와 포크의 유산을 바탕으로 하면서도, 서부 해안(West Coast) 특유의 여유롭고 낭만적인 사운드를 결합하여 평단과 대중의 찬사를 동시에 이끌어냈습니다.</w:t>
+        <w:t>미국 대륙의 광활한 대지와 푸른 하늘을 닮은 포크-컨트리 록의 거장 니티 그리티 더트 밴드가 1979년 발표한 명작입니다. 뿌리 깊은 아메리카나(Americana) 음악의 흙냄새에 세련된 웨스트코스트 팝 사운드의 결을 덧입혀 시대의 서정과 낭만을 절묘하게 포착해 냈습니다. 어쿠스틱 악기들의 다정한 대화와 유려한 보컬 하모니는 거친 세상 속에서도 잃지 말아야 할 따스한 온기를 아련하게 전합니다. 장르의 경계를 넘어 보편적인 대중성과 음악적 품격을 완벽하게 조화시킨, 한 폭의 수채화 같은 앨범입니다.</w:t>
       </w:r>
     </w:p>
     <w:p>
       <w:pPr>
-        <w:spacing w:line="312" w:lineRule="auto" w:after="120"/>
+        <w:spacing w:line="324" w:lineRule="auto" w:before="200" w:after="80"/>
       </w:pPr>
+      <w:r>
+        <w:rPr w:rFonts="맑은 고딕">
+          <w:rFonts w:ascii="맑은 고딕" w:hAnsi="맑은 고딕" w:eastAsia="맑은 고딕"/>
+          <w:b/>
+          <w:color w:val="1E3A8A"/>
+          <w:sz w:val="24"/>
+        </w:rPr>
+        <w:t>1. 음반 데이터</w:t>
+      </w:r>
+    </w:p>
+    <w:p>
+      <w:pPr>
+        <w:spacing w:line="324" w:lineRule="auto" w:after="80"/>
+      </w:pPr>
+      <w:r>
+        <w:rPr w:rFonts="맑은 고딕">
+          <w:rFonts w:ascii="맑은 고딕" w:hAnsi="맑은 고딕" w:eastAsia="맑은 고딕"/>
+          <w:b w:val="0"/>
+          <w:color w:val="6B7280"/>
+          <w:sz w:val="21"/>
+        </w:rPr>
+        <w:t xml:space="preserve">· </w:t>
+      </w:r>
+      <w:r>
+        <w:rPr w:rFonts="맑은 고딕">
+          <w:rFonts w:ascii="맑은 고딕" w:hAnsi="맑은 고딕" w:eastAsia="맑은 고딕"/>
+          <w:b/>
+          <w:color w:val="1F2937"/>
+          <w:sz w:val="21"/>
+        </w:rPr>
+        <w:t xml:space="preserve">앨범명: </w:t>
+      </w:r>
       <w:r>
         <w:rPr w:rFonts="맑은 고딕">
           <w:rFonts w:ascii="맑은 고딕" w:hAnsi="맑은 고딕" w:eastAsia="맑은 고딕"/>
           <w:b w:val="0"/>
           <w:sz w:val="21"/>
         </w:rPr>
-        <w:t>이 음반의 핵심은 전통 악기와 현대적 어쿠스틱 사운드가 이루는 유려한 조화에 있습니다. 밴드의 상징적인 악기인 밴조와 핑거피킹 기타는 세련된 스튜디오 프로덕션을 만나 한층 더 맑고 풍성한 울림을 선사합니다. 리드 보컬리스트 제프 하나(Jeff Hanna)의 따뜻하고 감미로운 음색과 멤버들의 촘촘한 코러스 화음은 음반 전체를 관통하며, 듣는 이에게 햇살 가득한 휴양지의 여유로움과 고전적인 향수를 동시에 선사합니다.</w:t>
+        <w:t>An American Dream</w:t>
       </w:r>
     </w:p>
     <w:p>
       <w:pPr>
-        <w:spacing w:line="312" w:lineRule="auto" w:after="120"/>
+        <w:spacing w:line="324" w:lineRule="auto" w:after="80"/>
       </w:pPr>
+      <w:r>
+        <w:rPr w:rFonts="맑은 고딕">
+          <w:rFonts w:ascii="맑은 고딕" w:hAnsi="맑은 고딕" w:eastAsia="맑은 고딕"/>
+          <w:b w:val="0"/>
+          <w:color w:val="6B7280"/>
+          <w:sz w:val="21"/>
+        </w:rPr>
+        <w:t xml:space="preserve">· </w:t>
+      </w:r>
+      <w:r>
+        <w:rPr w:rFonts="맑은 고딕">
+          <w:rFonts w:ascii="맑은 고딕" w:hAnsi="맑은 고딕" w:eastAsia="맑은 고딕"/>
+          <w:b/>
+          <w:color w:val="1F2937"/>
+          <w:sz w:val="21"/>
+        </w:rPr>
+        <w:t xml:space="preserve">아티스트: </w:t>
+      </w:r>
       <w:r>
         <w:rPr w:rFonts="맑은 고딕">
           <w:rFonts w:ascii="맑은 고딕" w:hAnsi="맑은 고딕" w:eastAsia="맑은 고딕"/>
           <w:b w:val="0"/>
           <w:sz w:val="21"/>
         </w:rPr>
-        <w:t>앨범의 포문을 여는 타이틀곡 "An American Dream"은 컨트리 싱어송라이터 로드니 크로웰(Rodney Crowell)이 만든 곡으로, 당대 최고 여성 싱어 린다 론스타트(Linda Ronstadt)가 백보컬로 참여하여 곡의 품격을 한층 높였습니다. 트로피컬한 리듬감과 유쾌한 멜로디가 어우러져 듣는 내내 기분 좋은 청량감을 줍니다. 이어지는 "In For The Night"나 "Santa Monica Pier" 같은 곡들은 밴드 특유의 서정적인 스토리텔링과 아름다운 멜로디 라인이 돋보이며, "Badlands"에서는 연주자로서의 깊이 있는 기량과 록적인 에너지를 유감없이 발휘합니다.</w:t>
+        <w:t>Nitty Gritty Dirt Band (니티 그리티 더트 밴드)</w:t>
       </w:r>
     </w:p>
     <w:p>
       <w:pPr>
-        <w:spacing w:line="312" w:lineRule="auto" w:after="120"/>
+        <w:spacing w:line="324" w:lineRule="auto" w:after="80"/>
       </w:pPr>
+      <w:r>
+        <w:rPr w:rFonts="맑은 고딕">
+          <w:rFonts w:ascii="맑은 고딕" w:hAnsi="맑은 고딕" w:eastAsia="맑은 고딕"/>
+          <w:b w:val="0"/>
+          <w:color w:val="6B7280"/>
+          <w:sz w:val="21"/>
+        </w:rPr>
+        <w:t xml:space="preserve">· </w:t>
+      </w:r>
+      <w:r>
+        <w:rPr w:rFonts="맑은 고딕">
+          <w:rFonts w:ascii="맑은 고딕" w:hAnsi="맑은 고딕" w:eastAsia="맑은 고딕"/>
+          <w:b/>
+          <w:color w:val="1F2937"/>
+          <w:sz w:val="21"/>
+        </w:rPr>
+        <w:t xml:space="preserve">발매 정보: </w:t>
+      </w:r>
       <w:r>
         <w:rPr w:rFonts="맑은 고딕">
           <w:rFonts w:ascii="맑은 고딕" w:hAnsi="맑은 고딕" w:eastAsia="맑은 고딕"/>
           <w:b w:val="0"/>
           <w:sz w:val="21"/>
         </w:rPr>
-        <w:t>《An American Dream》은 1970년대 아메리칸 팝/컨트리 록의 정점을 보여주는 작품이자, LP의 따뜻한 질감과 가장 잘 어우러지는 음반 중 하나입니다. 미국의 아날로그 정서와 세련된 팝 감성이 아름답게 교차하는 이 앨범은, 컨트리 록 애호가는 물론 70년대 팝 음악의 황금기를 애정하는 모든 음악 팬들에게 영원한 휴식처 같은 명반으로 기억되고 있습니다.</w:t>
+        <w:t>1979년 유나이티드 아티스츠 레코드(United Artists Records)를 통해 발매된 밴드의 통산 열두 번째 정규 스튜디오 음반입니다. 당시 밴드명을 잠시 '더트 밴드(The Dirt Band)'로 축약하고 선보였던 시기로, 전통적인 블루그래스 성향에서 세련된 캘리포니아 팝-컨트리 록으로 음악적 지평을 넓힌 기념비적인 전환점입니다.</w:t>
+      </w:r>
+    </w:p>
+    <w:p>
+      <w:pPr>
+        <w:spacing w:line="324" w:lineRule="auto" w:after="80"/>
+      </w:pPr>
+      <w:r>
+        <w:rPr w:rFonts="맑은 고딕">
+          <w:rFonts w:ascii="맑은 고딕" w:hAnsi="맑은 고딕" w:eastAsia="맑은 고딕"/>
+          <w:b w:val="0"/>
+          <w:color w:val="6B7280"/>
+          <w:sz w:val="21"/>
+        </w:rPr>
+        <w:t xml:space="preserve">· </w:t>
+      </w:r>
+      <w:r>
+        <w:rPr w:rFonts="맑은 고딕">
+          <w:rFonts w:ascii="맑은 고딕" w:hAnsi="맑은 고딕" w:eastAsia="맑은 고딕"/>
+          <w:b/>
+          <w:color w:val="1F2937"/>
+          <w:sz w:val="21"/>
+        </w:rPr>
+        <w:t xml:space="preserve">LP 인기도(판매량): </w:t>
+      </w:r>
+      <w:r>
+        <w:rPr w:rFonts="맑은 고딕">
+          <w:rFonts w:ascii="맑은 고딕" w:hAnsi="맑은 고딕" w:eastAsia="맑은 고딕"/>
+          <w:b w:val="0"/>
+          <w:sz w:val="21"/>
+        </w:rPr>
+        <w:t>빌보드 200 앨범 차트 상위권에 안착하며 큰 사랑을 받았으며, 타이틀 트랙 "An American Dream"은 빌보드 핫 100 차트 13위까지 오르는 기염을 토했습니다. 싱글과 바이닐 모두 대중적인 히트를 기록하며 밴드 역사상 상업적으로 가장 화려한 전성기를 장식했습니다.</w:t>
+      </w:r>
+    </w:p>
+    <w:p>
+      <w:pPr>
+        <w:spacing w:line="324" w:lineRule="auto" w:after="80"/>
+      </w:pPr>
+      <w:r>
+        <w:rPr w:rFonts="맑은 고딕">
+          <w:rFonts w:ascii="맑은 고딕" w:hAnsi="맑은 고딕" w:eastAsia="맑은 고딕"/>
+          <w:b w:val="0"/>
+          <w:color w:val="6B7280"/>
+          <w:sz w:val="21"/>
+        </w:rPr>
+        <w:t xml:space="preserve">· </w:t>
+      </w:r>
+      <w:r>
+        <w:rPr w:rFonts="맑은 고딕">
+          <w:rFonts w:ascii="맑은 고딕" w:hAnsi="맑은 고딕" w:eastAsia="맑은 고딕"/>
+          <w:b/>
+          <w:color w:val="1F2937"/>
+          <w:sz w:val="21"/>
+        </w:rPr>
+        <w:t xml:space="preserve">각종 수상경력: </w:t>
+      </w:r>
+      <w:r>
+        <w:rPr w:rFonts="맑은 고딕">
+          <w:rFonts w:ascii="맑은 고딕" w:hAnsi="맑은 고딕" w:eastAsia="맑은 고딕"/>
+          <w:b w:val="0"/>
+          <w:sz w:val="21"/>
+        </w:rPr>
+        <w:t>그래미 어워드와 아메리칸 뮤직 어워드(AMA)의 주요 부문 후보군에 오르내렸으며, 린다 론스태드(Linda Ronstadt) 등 당대 최고 뮤지션들과의 협업을 통해 음악 평단으로부터 "루츠 록과 팝의 가장 우아한 결합"이라는 격찬을 받았습니다.</w:t>
+      </w:r>
+    </w:p>
+    <w:p>
+      <w:pPr>
+        <w:spacing w:line="324" w:lineRule="auto" w:before="200" w:after="80"/>
+      </w:pPr>
+      <w:r>
+        <w:rPr w:rFonts="맑은 고딕">
+          <w:rFonts w:ascii="맑은 고딕" w:hAnsi="맑은 고딕" w:eastAsia="맑은 고딕"/>
+          <w:b/>
+          <w:color w:val="1E3A8A"/>
+          <w:sz w:val="24"/>
+        </w:rPr>
+        <w:t>2. 아티스트 정보</w:t>
+      </w:r>
+    </w:p>
+    <w:p>
+      <w:pPr>
+        <w:spacing w:line="324" w:lineRule="auto" w:after="80"/>
+      </w:pPr>
+      <w:r>
+        <w:rPr w:rFonts="맑은 고딕">
+          <w:rFonts w:ascii="맑은 고딕" w:hAnsi="맑은 고딕" w:eastAsia="맑은 고딕"/>
+          <w:b w:val="0"/>
+          <w:color w:val="6B7280"/>
+          <w:sz w:val="21"/>
+        </w:rPr>
+        <w:t xml:space="preserve">· </w:t>
+      </w:r>
+      <w:r>
+        <w:rPr w:rFonts="맑은 고딕">
+          <w:rFonts w:ascii="맑은 고딕" w:hAnsi="맑은 고딕" w:eastAsia="맑은 고딕"/>
+          <w:b/>
+          <w:color w:val="1F2937"/>
+          <w:sz w:val="21"/>
+        </w:rPr>
+        <w:t xml:space="preserve">국적: </w:t>
+      </w:r>
+      <w:r>
+        <w:rPr w:rFonts="맑은 고딕">
+          <w:rFonts w:ascii="맑은 고딕" w:hAnsi="맑은 고딕" w:eastAsia="맑은 고딕"/>
+          <w:b w:val="0"/>
+          <w:sz w:val="21"/>
+        </w:rPr>
+        <w:t>미국</w:t>
+      </w:r>
+    </w:p>
+    <w:p>
+      <w:pPr>
+        <w:spacing w:line="324" w:lineRule="auto" w:after="80"/>
+      </w:pPr>
+      <w:r>
+        <w:rPr w:rFonts="맑은 고딕">
+          <w:rFonts w:ascii="맑은 고딕" w:hAnsi="맑은 고딕" w:eastAsia="맑은 고딕"/>
+          <w:b w:val="0"/>
+          <w:color w:val="6B7280"/>
+          <w:sz w:val="21"/>
+        </w:rPr>
+        <w:t xml:space="preserve">· </w:t>
+      </w:r>
+      <w:r>
+        <w:rPr w:rFonts="맑은 고딕">
+          <w:rFonts w:ascii="맑은 고딕" w:hAnsi="맑은 고딕" w:eastAsia="맑은 고딕"/>
+          <w:b/>
+          <w:color w:val="1F2937"/>
+          <w:sz w:val="21"/>
+        </w:rPr>
+        <w:t xml:space="preserve">생몰년도: </w:t>
+      </w:r>
+      <w:r>
+        <w:rPr w:rFonts="맑은 고딕">
+          <w:rFonts w:ascii="맑은 고딕" w:hAnsi="맑은 고딕" w:eastAsia="맑은 고딕"/>
+          <w:b w:val="0"/>
+          <w:sz w:val="21"/>
+        </w:rPr>
+        <w:t>1966년 결성 ~ 현재</w:t>
+      </w:r>
+    </w:p>
+    <w:p>
+      <w:pPr>
+        <w:spacing w:line="324" w:lineRule="auto" w:after="80"/>
+      </w:pPr>
+      <w:r>
+        <w:rPr w:rFonts="맑은 고딕">
+          <w:rFonts w:ascii="맑은 고딕" w:hAnsi="맑은 고딕" w:eastAsia="맑은 고딕"/>
+          <w:b w:val="0"/>
+          <w:color w:val="6B7280"/>
+          <w:sz w:val="21"/>
+        </w:rPr>
+        <w:t xml:space="preserve">· </w:t>
+      </w:r>
+      <w:r>
+        <w:rPr w:rFonts="맑은 고딕">
+          <w:rFonts w:ascii="맑은 고딕" w:hAnsi="맑은 고딕" w:eastAsia="맑은 고딕"/>
+          <w:b/>
+          <w:color w:val="1F2937"/>
+          <w:sz w:val="21"/>
+        </w:rPr>
+        <w:t xml:space="preserve">그룹 소속: </w:t>
+      </w:r>
+      <w:r>
+        <w:rPr w:rFonts="맑은 고딕">
+          <w:rFonts w:ascii="맑은 고딕" w:hAnsi="맑은 고딕" w:eastAsia="맑은 고딕"/>
+          <w:b w:val="0"/>
+          <w:sz w:val="21"/>
+        </w:rPr>
+        <w:t>그룹</w:t>
+      </w:r>
+    </w:p>
+    <w:p>
+      <w:pPr>
+        <w:spacing w:line="324" w:lineRule="auto" w:after="80"/>
+      </w:pPr>
+      <w:r>
+        <w:rPr w:rFonts="맑은 고딕">
+          <w:rFonts w:ascii="맑은 고딕" w:hAnsi="맑은 고딕" w:eastAsia="맑은 고딕"/>
+          <w:b w:val="0"/>
+          <w:color w:val="6B7280"/>
+          <w:sz w:val="21"/>
+        </w:rPr>
+        <w:t xml:space="preserve">· </w:t>
+      </w:r>
+      <w:r>
+        <w:rPr w:rFonts="맑은 고딕">
+          <w:rFonts w:ascii="맑은 고딕" w:hAnsi="맑은 고딕" w:eastAsia="맑은 고딕"/>
+          <w:b/>
+          <w:color w:val="1F2937"/>
+          <w:sz w:val="21"/>
+        </w:rPr>
+        <w:t xml:space="preserve">아티스트 소개: </w:t>
+      </w:r>
+      <w:r>
+        <w:rPr w:rFonts="맑은 고딕">
+          <w:rFonts w:ascii="맑은 고딕" w:hAnsi="맑은 고딕" w:eastAsia="맑은 고딕"/>
+          <w:b w:val="0"/>
+          <w:sz w:val="21"/>
+        </w:rPr>
+        <w:t>1966년 캘리포니아주 롱비치에서 결성된 니티 그리티 더트 밴드는 전통 아메리칸 포크, 블루그래스, 컨트리를 록 음악과 융합하여 독보적인 음악 세계를 구축한 전설적인 밴드입니다. 명반 《Will the Circle Be Unbroken》을 통해 신구 세대 뮤지션을 잇는 가교 역할을 하며 컨트리 록의 위상을 한 단계 격상시켰습니다. 반세기가 넘는 세월 동안 어쿠스틱 사운드의 순수성과 서정적인 멜로디를 지켜오며 아메리카나 음악의 살아있는 전설로 추앙받고 있습니다.</w:t>
+      </w:r>
+    </w:p>
+    <w:p>
+      <w:pPr>
+        <w:spacing w:line="324" w:lineRule="auto" w:before="200" w:after="80"/>
+      </w:pPr>
+      <w:r>
+        <w:rPr w:rFonts="맑은 고딕">
+          <w:rFonts w:ascii="맑은 고딕" w:hAnsi="맑은 고딕" w:eastAsia="맑은 고딕"/>
+          <w:b/>
+          <w:color w:val="1E3A8A"/>
+          <w:sz w:val="24"/>
+        </w:rPr>
+        <w:t>3. 음반 상세 분석</w:t>
+      </w:r>
+    </w:p>
+    <w:p>
+      <w:pPr>
+        <w:spacing w:line="324" w:lineRule="auto" w:after="80"/>
+      </w:pPr>
+      <w:r>
+        <w:rPr w:rFonts="맑은 고딕">
+          <w:rFonts w:ascii="맑은 고딕" w:hAnsi="맑은 고딕" w:eastAsia="맑은 고딕"/>
+          <w:b w:val="0"/>
+          <w:color w:val="6B7280"/>
+          <w:sz w:val="21"/>
+        </w:rPr>
+        <w:t xml:space="preserve">· </w:t>
+      </w:r>
+      <w:r>
+        <w:rPr w:rFonts="맑은 고딕">
+          <w:rFonts w:ascii="맑은 고딕" w:hAnsi="맑은 고딕" w:eastAsia="맑은 고딕"/>
+          <w:b/>
+          <w:color w:val="1F2937"/>
+          <w:sz w:val="21"/>
+        </w:rPr>
+        <w:t xml:space="preserve">역사적 위치: </w:t>
+      </w:r>
+      <w:r>
+        <w:rPr w:rFonts="맑은 고딕">
+          <w:rFonts w:ascii="맑은 고딕" w:hAnsi="맑은 고딕" w:eastAsia="맑은 고딕"/>
+          <w:b w:val="0"/>
+          <w:sz w:val="21"/>
+        </w:rPr>
+        <w:t>1970년대 후반을 수놓았던 캘리포니아 사운드의 정점과 컨트리 전통이 만난 수작입니다. 밴드의 고유한 뿌리인 밴조와 피들의 투박한 미덕을 부드러운 일렉트릭 기타, 피아노, 정교한 백보컬로 감싸 안으며 루츠 음악이 대중과 호흡할 수 있는 가장 세련된 미학을 완성해 냈습니다.</w:t>
+      </w:r>
+    </w:p>
+    <w:p>
+      <w:pPr>
+        <w:spacing w:line="324" w:lineRule="auto" w:after="80"/>
+      </w:pPr>
+      <w:r>
+        <w:rPr w:rFonts="맑은 고딕">
+          <w:rFonts w:ascii="맑은 고딕" w:hAnsi="맑은 고딕" w:eastAsia="맑은 고딕"/>
+          <w:b w:val="0"/>
+          <w:color w:val="6B7280"/>
+          <w:sz w:val="21"/>
+        </w:rPr>
+        <w:t xml:space="preserve">· </w:t>
+      </w:r>
+      <w:r>
+        <w:rPr w:rFonts="맑은 고딕">
+          <w:rFonts w:ascii="맑은 고딕" w:hAnsi="맑은 고딕" w:eastAsia="맑은 고딕"/>
+          <w:b/>
+          <w:color w:val="1F2937"/>
+          <w:sz w:val="21"/>
+        </w:rPr>
+        <w:t xml:space="preserve">시대의 흔적(스토리텔링): </w:t>
+      </w:r>
+      <w:r>
+        <w:rPr w:rFonts="맑은 고딕">
+          <w:rFonts w:ascii="맑은 고딕" w:hAnsi="맑은 고딕" w:eastAsia="맑은 고딕"/>
+          <w:b w:val="0"/>
+          <w:sz w:val="21"/>
+        </w:rPr>
+        <w:t>1970년대 말 사회·경제적 격변 속에서 피로에 젖어 있던 대중들에게 이 음반은 순수한 자유와 소박한 행복을 일깨우는 안식처가 되어 주었습니다. 서부 해변의 노을빛과 광활한 대지의 흙먼지가 한데 섞인 듯한 사운드는, 현실의 무게를 벗어나 이상향을 꿈꾸던 당대 청춘들의 아련한 노스탤지어를 고스란히 투영하고 있습니다.</w:t>
+      </w:r>
+    </w:p>
+    <w:p>
+      <w:pPr>
+        <w:spacing w:line="324" w:lineRule="auto" w:before="200" w:after="80"/>
+      </w:pPr>
+      <w:r>
+        <w:rPr w:rFonts="맑은 고딕">
+          <w:rFonts w:ascii="맑은 고딕" w:hAnsi="맑은 고딕" w:eastAsia="맑은 고딕"/>
+          <w:b/>
+          <w:color w:val="1E3A8A"/>
+          <w:sz w:val="24"/>
+        </w:rPr>
+        <w:t>4. 주요 수록곡 및 감상 제언</w:t>
+      </w:r>
+    </w:p>
+    <w:p>
+      <w:pPr>
+        <w:spacing w:line="324" w:lineRule="auto" w:after="80"/>
+      </w:pPr>
+      <w:r>
+        <w:rPr w:rFonts="맑은 고딕">
+          <w:rFonts w:ascii="맑은 고딕" w:hAnsi="맑은 고딕" w:eastAsia="맑은 고딕"/>
+          <w:b w:val="0"/>
+          <w:color w:val="6B7280"/>
+          <w:sz w:val="21"/>
+        </w:rPr>
+        <w:t xml:space="preserve">· </w:t>
+      </w:r>
+      <w:r>
+        <w:rPr w:rFonts="맑은 고딕">
+          <w:rFonts w:ascii="맑은 고딕" w:hAnsi="맑은 고딕" w:eastAsia="맑은 고딕"/>
+          <w:b/>
+          <w:color w:val="1F2937"/>
+          <w:sz w:val="21"/>
+        </w:rPr>
+        <w:t xml:space="preserve">주요 수록곡 특징: </w:t>
+      </w:r>
+      <w:r>
+        <w:rPr w:rFonts="맑은 고딕">
+          <w:rFonts w:ascii="맑은 고딕" w:hAnsi="맑은 고딕" w:eastAsia="맑은 고딕"/>
+          <w:b w:val="0"/>
+          <w:sz w:val="21"/>
+        </w:rPr>
+      </w:r>
+    </w:p>
+    <w:p>
+      <w:pPr>
+        <w:spacing w:line="324" w:lineRule="auto" w:after="80"/>
+      </w:pPr>
+      <w:r>
+        <w:rPr w:rFonts="맑은 고딕">
+          <w:rFonts w:ascii="맑은 고딕" w:hAnsi="맑은 고딕" w:eastAsia="맑은 고딕"/>
+          <w:b w:val="0"/>
+          <w:color w:val="6B7280"/>
+          <w:sz w:val="21"/>
+        </w:rPr>
+        <w:t xml:space="preserve">· </w:t>
+      </w:r>
+      <w:r>
+        <w:rPr w:rFonts="맑은 고딕">
+          <w:rFonts w:ascii="맑은 고딕" w:hAnsi="맑은 고딕" w:eastAsia="맑은 고딕"/>
+          <w:b/>
+          <w:color w:val="1F2937"/>
+          <w:sz w:val="21"/>
+        </w:rPr>
+        <w:t xml:space="preserve">"An American Dream": </w:t>
+      </w:r>
+      <w:r>
+        <w:rPr w:rFonts="맑은 고딕">
+          <w:rFonts w:ascii="맑은 고딕" w:hAnsi="맑은 고딕" w:eastAsia="맑은 고딕"/>
+          <w:b w:val="0"/>
+          <w:sz w:val="21"/>
+        </w:rPr>
+        <w:t>로드니 크로웰(Rodney Crowell)의 명곡을 리메이크한 곡으로, 린다 론스태드의 맑고 청아한 백보컬과 밴드의 하모니가 어우러져 경쾌하면서도 은은한 애수를 자아내는 타이틀 트랙입니다.</w:t>
+      </w:r>
+    </w:p>
+    <w:p>
+      <w:pPr>
+        <w:spacing w:line="324" w:lineRule="auto" w:after="80"/>
+      </w:pPr>
+      <w:r>
+        <w:rPr w:rFonts="맑은 고딕">
+          <w:rFonts w:ascii="맑은 고딕" w:hAnsi="맑은 고딕" w:eastAsia="맑은 고딕"/>
+          <w:b w:val="0"/>
+          <w:color w:val="6B7280"/>
+          <w:sz w:val="21"/>
+        </w:rPr>
+        <w:t xml:space="preserve">· </w:t>
+      </w:r>
+      <w:r>
+        <w:rPr w:rFonts="맑은 고딕">
+          <w:rFonts w:ascii="맑은 고딕" w:hAnsi="맑은 고딕" w:eastAsia="맑은 고딕"/>
+          <w:b/>
+          <w:color w:val="1F2937"/>
+          <w:sz w:val="21"/>
+        </w:rPr>
+        <w:t xml:space="preserve">"Make a Little Magic": </w:t>
+      </w:r>
+      <w:r>
+        <w:rPr w:rFonts="맑은 고딕">
+          <w:rFonts w:ascii="맑은 고딕" w:hAnsi="맑은 고딕" w:eastAsia="맑은 고딕"/>
+          <w:b w:val="0"/>
+          <w:sz w:val="21"/>
+        </w:rPr>
+        <w:t>니콜렛 라슨(Nicolette Larson)이 게스트 보컬로 참여한 서정적인 곡으로, 로맨틱한 선율과 감미로운 어쿠스틱 연주가 황홀한 조화를 이룹니다.</w:t>
+      </w:r>
+    </w:p>
+    <w:p>
+      <w:pPr>
+        <w:spacing w:line="324" w:lineRule="auto" w:after="80"/>
+      </w:pPr>
+      <w:r>
+        <w:rPr w:rFonts="맑은 고딕">
+          <w:rFonts w:ascii="맑은 고딕" w:hAnsi="맑은 고딕" w:eastAsia="맑은 고딕"/>
+          <w:b w:val="0"/>
+          <w:color w:val="6B7280"/>
+          <w:sz w:val="21"/>
+        </w:rPr>
+        <w:t xml:space="preserve">· </w:t>
+      </w:r>
+      <w:r>
+        <w:rPr w:rFonts="맑은 고딕">
+          <w:rFonts w:ascii="맑은 고딕" w:hAnsi="맑은 고딕" w:eastAsia="맑은 고딕"/>
+          <w:b/>
+          <w:color w:val="1F2937"/>
+          <w:sz w:val="21"/>
+        </w:rPr>
+        <w:t xml:space="preserve">"Badlands" &amp; "In For the Night": </w:t>
+      </w:r>
+      <w:r>
+        <w:rPr w:rFonts="맑은 고딕">
+          <w:rFonts w:ascii="맑은 고딕" w:hAnsi="맑은 고딕" w:eastAsia="맑은 고딕"/>
+          <w:b w:val="0"/>
+          <w:sz w:val="21"/>
+        </w:rPr>
+        <w:t>대지의 거친 숨결을 담은 컨트리 록의 역동성과 정교한 악기 편곡이 돋보이며, 앨범 전반의 탄탄한 음악적 균형을 잡아줍니다.</w:t>
+      </w:r>
+    </w:p>
+    <w:p>
+      <w:pPr>
+        <w:spacing w:line="324" w:lineRule="auto" w:after="80"/>
+      </w:pPr>
+      <w:r>
+        <w:rPr w:rFonts="맑은 고딕">
+          <w:rFonts w:ascii="맑은 고딕" w:hAnsi="맑은 고딕" w:eastAsia="맑은 고딕"/>
+          <w:b w:val="0"/>
+          <w:color w:val="6B7280"/>
+          <w:sz w:val="21"/>
+        </w:rPr>
+        <w:t xml:space="preserve">· </w:t>
+      </w:r>
+      <w:r>
+        <w:rPr w:rFonts="맑은 고딕">
+          <w:rFonts w:ascii="맑은 고딕" w:hAnsi="맑은 고딕" w:eastAsia="맑은 고딕"/>
+          <w:b/>
+          <w:color w:val="1F2937"/>
+          <w:sz w:val="21"/>
+        </w:rPr>
+        <w:t xml:space="preserve">빈티지 감상 제언: </w:t>
+      </w:r>
+      <w:r>
+        <w:rPr w:rFonts="맑은 고딕">
+          <w:rFonts w:ascii="맑은 고딕" w:hAnsi="맑은 고딕" w:eastAsia="맑은 고딕"/>
+          <w:b w:val="0"/>
+          <w:sz w:val="21"/>
+        </w:rPr>
+        <w:t>턴테이블의 바늘이 소리골에 닿는 순간 피어오르는 통기타의 잔향과 풍성한 베이스 라인은 진공관 앰프를 거칠 때 비로소 참된 온기를 드러냅니다. 특히 보컬 하모니가 겹겹이 쌓이는 대목에서의 따뜻한 질감과 현악기의 자연스러운 배음은 디지털 사운드에서는 결코 마주할 수 없는 아날로그 바이닐만의 아늑한 공간감을 선사합니다.</w:t>
+      </w:r>
+    </w:p>
+    <w:p>
+      <w:pPr>
+        <w:spacing w:line="324" w:lineRule="auto" w:after="80"/>
+      </w:pPr>
+      <w:r>
+        <w:rPr w:rFonts="맑은 고딕">
+          <w:rFonts w:ascii="맑은 고딕" w:hAnsi="맑은 고딕" w:eastAsia="맑은 고딕"/>
+          <w:b w:val="0"/>
+          <w:color w:val="6B7280"/>
+          <w:sz w:val="21"/>
+        </w:rPr>
+        <w:t xml:space="preserve">· </w:t>
+      </w:r>
+      <w:r>
+        <w:rPr w:rFonts="맑은 고딕">
+          <w:rFonts w:ascii="맑은 고딕" w:hAnsi="맑은 고딕" w:eastAsia="맑은 고딕"/>
+          <w:b/>
+          <w:color w:val="1F2937"/>
+          <w:sz w:val="21"/>
+        </w:rPr>
+        <w:t xml:space="preserve">소장 가치: </w:t>
+      </w:r>
+      <w:r>
+        <w:rPr w:rFonts="맑은 고딕">
+          <w:rFonts w:ascii="맑은 고딕" w:hAnsi="맑은 고딕" w:eastAsia="맑은 고딕"/>
+          <w:b w:val="0"/>
+          <w:sz w:val="21"/>
+        </w:rPr>
+        <w:t>전통 루츠 록의 뼈대 위에 1970년대 말 아날로그 레코딩 기술의 정수가 결합된 음반으로, 음악성과 음향적 완성도를 두루 갖추고 있습니다. 밴드의 기나긴 역사 속에서 가장 찬란하게 빛났던 크로스오버의 순간을 오리지널 바이닐의 소릿결로 간직한다는 점에서 LP 컬렉터에게 매우 각별한 소장 가치를 지닙니다.</w:t>
+      </w:r>
+    </w:p>
+    <w:p>
+      <w:pPr>
+        <w:spacing w:line="324" w:lineRule="auto" w:after="120" w:before="160"/>
+      </w:pPr>
+      <w:r>
+        <w:rPr w:rFonts="맑은 고딕">
+          <w:rFonts w:ascii="맑은 고딕" w:hAnsi="맑은 고딕" w:eastAsia="맑은 고딕"/>
+          <w:b/>
+          <w:color w:val="4338CA"/>
+          <w:sz w:val="21"/>
+        </w:rPr>
+        <w:t>이 음반을 통해 대지의 숨결과 노을빛 선율이 전해주는 감동을 다시 한번 경험해 보시는 것은 어떨까요?</w:t>
       </w:r>
     </w:p>
     <w:sectPr>
       <w:pgSz w:w="12240" w:h="15840"/>
-      <w:pgMar w:top="1440" w:right="1440" w:bottom="1440" w:left="1440" w:header="720" w:footer="720" w:gutter="0"/>
+      <w:pgMar w:top="1152" w:right="1296" w:bottom="1152" w:left="1296" w:header="720" w:footer="720" w:gutter="0"/>
       <w:cols w:space="720"/>
       <w:docGrid w:linePitch="360"/>
     </w:sectPr>

--- a/word_reports/LP_0257_위치_366_Nitty Gritty Dirt Band_An.docx
+++ b/word_reports/LP_0257_위치_366_Nitty Gritty Dirt Band_An.docx
@@ -32,7 +32,7 @@
     </w:p>
     <w:p>
       <w:pPr>
-        <w:spacing w:line="324" w:lineRule="auto" w:before="80" w:after="160"/>
+        <w:spacing w:line="324" w:lineRule="auto" w:before="80" w:after="120"/>
       </w:pPr>
       <w:r>
         <w:rPr w:rFonts="맑은 고딕">
@@ -42,13 +42,6 @@
           <w:sz w:val="22"/>
         </w:rPr>
         <w:t xml:space="preserve">[음반 소개] </w:t>
-      </w:r>
-      <w:r>
-        <w:rPr w:rFonts="맑은 고딕">
-          <w:rFonts w:ascii="맑은 고딕" w:hAnsi="맑은 고딕" w:eastAsia="맑은 고딕"/>
-          <w:b w:val="0"/>
-          <w:sz w:val="21"/>
-        </w:rPr>
       </w:r>
     </w:p>
     <w:p>
@@ -61,7 +54,33 @@
           <w:b w:val="0"/>
           <w:sz w:val="21"/>
         </w:rPr>
-        <w:t>미국 대륙의 광활한 대지와 푸른 하늘을 닮은 포크-컨트리 록의 거장 니티 그리티 더트 밴드가 1979년 발표한 명작입니다. 뿌리 깊은 아메리카나(Americana) 음악의 흙냄새에 세련된 웨스트코스트 팝 사운드의 결을 덧입혀 시대의 서정과 낭만을 절묘하게 포착해 냈습니다. 어쿠스틱 악기들의 다정한 대화와 유려한 보컬 하모니는 거친 세상 속에서도 잃지 말아야 할 따스한 온기를 아련하게 전합니다. 장르의 경계를 넘어 보편적인 대중성과 음악적 품격을 완벽하게 조화시킨, 한 폭의 수채화 같은 앨범입니다.</w:t>
+        <w:t>1970년대 말, 거대한 록의 물결과 디스코 열풍이 교차하던 미국 대중음악계의 황혼 녘에 니티 그리티 더트 밴드(Nitty Gritty Dirt Band)는 가장 미국적이면서도 보편적인 정서의 지평을 활짝 열어젖혔습니다. 1966년 캘리포니아 롱비치에서 닻을 올린 이들은 이미 역사적 명반 &lt;Will the Circle Be Unbroken&gt;을 통해 전통 블루그래스와 애팔래치아 포크의 유산을 현대 록 음악과 찬연하게 결합했던 거장들이었습니다. 그러나 1979년 작 &lt;An American Dream&gt;에서 이들은 과거의 영광에 안주하지 않고, 당시 서부 해안을 중심으로 무르익던 세련된 웨스트코스트 사운드와 팝-록의 유려함을 과감히 포용하며 또 하나의 빛나는 변곡점을 찍어냅니다.</w:t>
+      </w:r>
+    </w:p>
+    <w:p>
+      <w:pPr>
+        <w:spacing w:line="324" w:lineRule="auto" w:after="120"/>
+      </w:pPr>
+      <w:r>
+        <w:rPr w:rFonts="맑은 고딕">
+          <w:rFonts w:ascii="맑은 고딕" w:hAnsi="맑은 고딕" w:eastAsia="맑은 고딕"/>
+          <w:b w:val="0"/>
+          <w:sz w:val="21"/>
+        </w:rPr>
+        <w:t>이 음반은 거친 흙먼지 냄새를 머금은 밴조와 어쿠스틱 기타, 그리고 도시적인 세련미를 품은 일렉트릭 편곡이 마법처럼 조화를 이루는 아메리카나 음악의 정점입니다. 특히 싱어송라이터 로드니 크로웰(Rodney Crowell)의 유려한 송라이팅과 당대 최고의 디바 린다 론스태드(Linda Ronstadt)의 영롱한 백보컬이 더해진 타이틀곡 "An American Dream"은, 고단한 일상을 살아가는 보통 사람들의 순박한 희망과 낭만을 한 폭의 수채화처럼 그려냅니다. 카리브해의 따스한 바람과 대륙을 가로지르는 끝없는 고속도로의 정취가 교차하는 이 노래는, 음악이 지닌 원초적인 위로의 힘을 가감 없이 증명합니다.</w:t>
+      </w:r>
+    </w:p>
+    <w:p>
+      <w:pPr>
+        <w:spacing w:line="324" w:lineRule="auto" w:after="120"/>
+      </w:pPr>
+      <w:r>
+        <w:rPr w:rFonts="맑은 고딕">
+          <w:rFonts w:ascii="맑은 고딕" w:hAnsi="맑은 고딕" w:eastAsia="맑은 고딕"/>
+          <w:b w:val="0"/>
+          <w:sz w:val="21"/>
+        </w:rPr>
+        <w:t>세월이 흘러 디지털의 차가운 정밀함이 세상을 뒤덮은 오늘날, 이 음반이 LP의 소릿골을 타고 전하는 온기는 더욱 각별하게 다가옵니다. 삶의 애환을 서정으로 승화시키고, 투박한 인간미 속에 시대의 낭만을 벼려낸 이들의 예술적 태도는 청자에게 잊고 지낸 순수의 감각을 일깨워줍니다. 석양빛으로 붉게 물든 창가에서 회전하는 턴테이블 위에 이 앨범을 얹을 때, 비로소 우리는 1970년대 후반의 청춘들이 품었던 찬란한 '아메리칸드림'의 진정한 서정적 본질과 마주하게 됩니다.</w:t>
       </w:r>
     </w:p>
     <w:p>
@@ -168,7 +187,7 @@
           <w:b w:val="0"/>
           <w:sz w:val="21"/>
         </w:rPr>
-        <w:t>1979년 유나이티드 아티스츠 레코드(United Artists Records)를 통해 발매된 밴드의 통산 열두 번째 정규 스튜디오 음반입니다. 당시 밴드명을 잠시 '더트 밴드(The Dirt Band)'로 축약하고 선보였던 시기로, 전통적인 블루그래스 성향에서 세련된 캘리포니아 팝-컨트리 록으로 음악적 지평을 넓힌 기념비적인 전환점입니다.</w:t>
+        <w:t>1979년 유나이티드 아티스츠(United Artists Records)를 통해 발매되었으며, 전통적인 컨트리/루츠 음악의 뿌리 위에 당대 최첨단의 웨스트코스트 팝-록 사운드를 유려하게 접목하여 밴드의 음악적 지평을 한층 확장한 역사적 전환기 명반입니다.</w:t>
       </w:r>
     </w:p>
     <w:p>
@@ -199,7 +218,7 @@
           <w:b w:val="0"/>
           <w:sz w:val="21"/>
         </w:rPr>
-        <w:t>빌보드 200 앨범 차트 상위권에 안착하며 큰 사랑을 받았으며, 타이틀 트랙 "An American Dream"은 빌보드 핫 100 차트 13위까지 오르는 기염을 토했습니다. 싱글과 바이닐 모두 대중적인 히트를 기록하며 밴드 역사상 상업적으로 가장 화려한 전성기를 장식했습니다.</w:t>
+        <w:t>타이틀곡 "An American Dream"이 빌보드 핫 100 차트 13위까지 치솟으며 대중적인 대히트를 기록했고, 앨범 역시 빌보드 200 차트 상위권에 안착하며 장르의 경계를 넘어 대중과 비평가 모두에게 폭넓은 사랑을 받았습니다.</w:t>
       </w:r>
     </w:p>
     <w:p>
@@ -230,7 +249,7 @@
           <w:b w:val="0"/>
           <w:sz w:val="21"/>
         </w:rPr>
-        <w:t>그래미 어워드와 아메리칸 뮤직 어워드(AMA)의 주요 부문 후보군에 오르내렸으며, 린다 론스태드(Linda Ronstadt) 등 당대 최고 뮤지션들과의 협업을 통해 음악 평단으로부터 "루츠 록과 팝의 가장 우아한 결합"이라는 격찬을 받았습니다.</w:t>
+        <w:t>그래미 어워드 명예의 전당에 오를 만큼 위대한 유산을 지닌 밴드의 관록을 증명하듯, 컨트리와 메인스트림 팝 차트 양편에서 뜨거운 찬사를 받으며 당대 최고 권위의 라디오 차트를 화려하게 수놓았습니다.</w:t>
       </w:r>
     </w:p>
     <w:p>
@@ -306,7 +325,7 @@
           <w:b w:val="0"/>
           <w:sz w:val="21"/>
         </w:rPr>
-        <w:t>1966년 결성 ~ 현재</w:t>
+        <w:t>1966년 결성 (현재까지 활동 중)</w:t>
       </w:r>
     </w:p>
     <w:p>
@@ -368,7 +387,7 @@
           <w:b w:val="0"/>
           <w:sz w:val="21"/>
         </w:rPr>
-        <w:t>1966년 캘리포니아주 롱비치에서 결성된 니티 그리티 더트 밴드는 전통 아메리칸 포크, 블루그래스, 컨트리를 록 음악과 융합하여 독보적인 음악 세계를 구축한 전설적인 밴드입니다. 명반 《Will the Circle Be Unbroken》을 통해 신구 세대 뮤지션을 잇는 가교 역할을 하며 컨트리 록의 위상을 한 단계 격상시켰습니다. 반세기가 넘는 세월 동안 어쿠스틱 사운드의 순수성과 서정적인 멜로디를 지켜오며 아메리카나 음악의 살아있는 전설로 추앙받고 있습니다.</w:t>
+        <w:t>블루그래스, 포크, 컨트리, 록의 경계를 허물며 미국 루트 음악(Americana)의 부흥을 이끈 전설적인 컨트리 록 밴드입니다. 탁월한 연주 역량과 세대를 아우르는 서정성을 바탕으로 아메리칸 헤리티지 사운드를 팝 음악사의 품격 있는 예술로 격상시켰습니다.</w:t>
       </w:r>
     </w:p>
     <w:p>
@@ -413,7 +432,7 @@
           <w:b w:val="0"/>
           <w:sz w:val="21"/>
         </w:rPr>
-        <w:t>1970년대 후반을 수놓았던 캘리포니아 사운드의 정점과 컨트리 전통이 만난 수작입니다. 밴드의 고유한 뿌리인 밴조와 피들의 투박한 미덕을 부드러운 일렉트릭 기타, 피아노, 정교한 백보컬로 감싸 안으며 루츠 음악이 대중과 호흡할 수 있는 가장 세련된 미학을 완성해 냈습니다.</w:t>
+        <w:t>1970년대 후반 어덜트 컨템포러리와 팝-록이 강세를 보이던 시기, 뿌리 깊은 전통 음악이 어떻게 대중적 세련미와 공존할 수 있는지를 명징하게 증명한 수작입니다. 어쿠스틱과 일렉트릭 사운드의 정교한 밸런스는 이후 등장한 컨템포러리 컨트리 및 크로스오버 팝의 중요한 음악적 이정표가 되었습니다.</w:t>
       </w:r>
     </w:p>
     <w:p>
@@ -444,7 +463,7 @@
           <w:b w:val="0"/>
           <w:sz w:val="21"/>
         </w:rPr>
-        <w:t>1970년대 말 사회·경제적 격변 속에서 피로에 젖어 있던 대중들에게 이 음반은 순수한 자유와 소박한 행복을 일깨우는 안식처가 되어 주었습니다. 서부 해변의 노을빛과 광활한 대지의 흙먼지가 한데 섞인 듯한 사운드는, 현실의 무게를 벗어나 이상향을 꿈꾸던 당대 청춘들의 아련한 노스탤지어를 고스란히 투영하고 있습니다.</w:t>
+        <w:t>베트남 전쟁의 여파와 경제적 침체기로 다소 무겁게 가라앉아 있던 1970년대 말의 미국 사회 속에서, 젊은 세대에게 따스한 해방감과 낭만적 이상을 선물한 시대의 치유제였습니다. 서부의 온화한 햇살과 바다, 열린 지평선으로 떠나는 여행의 설렘이 음반 전편에 따뜻하게 투영되어 있습니다.</w:t>
       </w:r>
     </w:p>
     <w:p>
@@ -519,7 +538,7 @@
           <w:b w:val="0"/>
           <w:sz w:val="21"/>
         </w:rPr>
-        <w:t>로드니 크로웰(Rodney Crowell)의 명곡을 리메이크한 곡으로, 린다 론스태드의 맑고 청아한 백보컬과 밴드의 하모니가 어우러져 경쾌하면서도 은은한 애수를 자아내는 타이틀 트랙입니다.</w:t>
+        <w:t>린다 론스태드의 맑고 투명한 코러스와 경쾌한 어쿠스틱 리듬이 어우러져 한없이 포근한 행복감을 선사하는 타이틀 명곡입니다.</w:t>
       </w:r>
     </w:p>
     <w:p>
@@ -542,7 +561,7 @@
           <w:color w:val="1F2937"/>
           <w:sz w:val="21"/>
         </w:rPr>
-        <w:t xml:space="preserve">"Make a Little Magic": </w:t>
+        <w:t xml:space="preserve">"Take Me Back": </w:t>
       </w:r>
       <w:r>
         <w:rPr w:rFonts="맑은 고딕">
@@ -550,7 +569,7 @@
           <w:b w:val="0"/>
           <w:sz w:val="21"/>
         </w:rPr>
-        <w:t>니콜렛 라슨(Nicolette Larson)이 게스트 보컬로 참여한 서정적인 곡으로, 로맨틱한 선율과 감미로운 어쿠스틱 연주가 황홀한 조화를 이룹니다.</w:t>
+        <w:t>아련한 노스탤지어를 자아내는 멜로디와 서정적인 보컬 하모니가 가슴을 저미는 아름다운 트랙입니다.</w:t>
       </w:r>
     </w:p>
     <w:p>
@@ -573,7 +592,7 @@
           <w:color w:val="1F2937"/>
           <w:sz w:val="21"/>
         </w:rPr>
-        <w:t xml:space="preserve">"Badlands" &amp; "In For the Night": </w:t>
+        <w:t xml:space="preserve">"Badlands": </w:t>
       </w:r>
       <w:r>
         <w:rPr w:rFonts="맑은 고딕">
@@ -581,7 +600,7 @@
           <w:b w:val="0"/>
           <w:sz w:val="21"/>
         </w:rPr>
-        <w:t>대지의 거친 숨결을 담은 컨트리 록의 역동성과 정교한 악기 편곡이 돋보이며, 앨범 전반의 탄탄한 음악적 균형을 잡아줍니다.</w:t>
+        <w:t>밴드 본연의 역동적인 록 비트와 흙먼지 흩날리는 야성적인 에너지가 공존하는 매력적인 곡입니다.</w:t>
       </w:r>
     </w:p>
     <w:p>
@@ -612,7 +631,7 @@
           <w:b w:val="0"/>
           <w:sz w:val="21"/>
         </w:rPr>
-        <w:t>턴테이블의 바늘이 소리골에 닿는 순간 피어오르는 통기타의 잔향과 풍성한 베이스 라인은 진공관 앰프를 거칠 때 비로소 참된 온기를 드러냅니다. 특히 보컬 하모니가 겹겹이 쌓이는 대목에서의 따뜻한 질감과 현악기의 자연스러운 배음은 디지털 사운드에서는 결코 마주할 수 없는 아날로그 바이닐만의 아늑한 공간감을 선사합니다.</w:t>
+        <w:t>진공관 앰프 특유의 두툼하고 따뜻한 배음과 턴테이블의 아날로그 카트리지가 만날 때, 핑거피킹 기타의 섬세한 터치와 겹겹이 쌓인 보컬 하모니의 온기가 방 안 가득 풍성하게 번져 나갑니다. 해 질 녘 은은한 조명 아래에서 적절한 볼륨으로 감상할 때 최고의 감흥을 전달합니다.</w:t>
       </w:r>
     </w:p>
     <w:p>
@@ -643,7 +662,7 @@
           <w:b w:val="0"/>
           <w:sz w:val="21"/>
         </w:rPr>
-        <w:t>전통 루츠 록의 뼈대 위에 1970년대 말 아날로그 레코딩 기술의 정수가 결합된 음반으로, 음악성과 음향적 완성도를 두루 갖추고 있습니다. 밴드의 기나긴 역사 속에서 가장 찬란하게 빛났던 크로스오버의 순간을 오리지널 바이닐의 소릿결로 간직한다는 점에서 LP 컬렉터에게 매우 각별한 소장 가치를 지닙니다.</w:t>
+        <w:t>1970년대 아날로그 레코딩의 눈부신 정수와 정통 루트 음악의 품격 있는 대중적 변주를 고스란히 간직한 LP로, 시대를 초월해 따뜻한 위안을 건네는 바이닐 컬렉터의 필청 소장반입니다.</w:t>
       </w:r>
     </w:p>
     <w:p>
@@ -657,7 +676,7 @@
           <w:color w:val="4338CA"/>
           <w:sz w:val="21"/>
         </w:rPr>
-        <w:t>이 음반을 통해 대지의 숨결과 노을빛 선율이 전해주는 감동을 다시 한번 경험해 보시는 것은 어떨까요?</w:t>
+        <w:t>이 음반을 통해 아날로그의 따스한 소릿골이 영원한 낭만의 순간으로 전해주는 감동을 다시 한번 경험해 보시는 것은 어떨까요?</w:t>
       </w:r>
     </w:p>
     <w:sectPr>
